--- a/Courses/Computer-Modeling-and-IT/Computer-Modeling-and-IT-6-Class/10-Formulas-and-Functions/10-Formulas-and-Functions-Exercises.docx
+++ b/Courses/Computer-Modeling-and-IT/Computer-Modeling-and-IT-6-Class/10-Formulas-and-Functions/10-Formulas-and-Functions-Exercises.docx
@@ -52,9 +52,9 @@
           <w:noProof/>
         </w:rPr>
         <w:drawing>
-          <wp:inline distT="0" distB="0" distL="0" distR="0" wp14:anchorId="5D1D7169" wp14:editId="025E9821">
-            <wp:extent cx="897075" cy="402336"/>
-            <wp:effectExtent l="0" t="0" r="0" b="0"/>
+          <wp:inline distT="0" distB="0" distL="0" distR="0" wp14:anchorId="5D1D7169" wp14:editId="768798DB">
+            <wp:extent cx="913532" cy="409409"/>
+            <wp:effectExtent l="0" t="0" r="1270" b="0"/>
             <wp:docPr id="5" name="Picture 4"/>
             <wp:cNvGraphicFramePr>
               <a:graphicFrameLocks xmlns:a="http://schemas.openxmlformats.org/drawingml/2006/main" noChangeAspect="1"/>
@@ -83,7 +83,7 @@
                   <pic:spPr>
                     <a:xfrm>
                       <a:off x="0" y="0"/>
-                      <a:ext cx="913532" cy="409717"/>
+                      <a:ext cx="913532" cy="409409"/>
                     </a:xfrm>
                     <a:prstGeom prst="rect">
                       <a:avLst/>
@@ -468,14 +468,12 @@
         </w:rPr>
         <w:t>_</w:t>
       </w:r>
-      <w:proofErr w:type="spellStart"/>
       <w:r>
         <w:rPr>
           <w:b/>
         </w:rPr>
         <w:t>kartof</w:t>
       </w:r>
-      <w:proofErr w:type="spellEnd"/>
       <w:r>
         <w:rPr>
           <w:b/>
@@ -816,6 +814,7 @@
       </w:pPr>
       <w:r>
         <w:rPr>
+          <w:noProof/>
           <w:lang w:val="bg-BG"/>
         </w:rPr>
         <w:drawing>
@@ -1308,6 +1307,7 @@
           <w:b/>
           <w:lang w:val="bg-BG"/>
         </w:rPr>
+        <w:lastRenderedPageBreak/>
         <w:t xml:space="preserve">Средна </w:t>
       </w:r>
       <w:r>
@@ -1339,7 +1339,6 @@
           <w:b/>
           <w:lang w:val="bg-BG"/>
         </w:rPr>
-        <w:lastRenderedPageBreak/>
         <w:t>Максимална</w:t>
       </w:r>
       <w:r>
